--- a/7_term/Экономика/Лекции/Лекция 2025-09-30.docx
+++ b/7_term/Экономика/Лекции/Лекция 2025-09-30.docx
@@ -1157,6 +1157,269 @@
           <w:szCs w:val="28"/>
         </w:rPr>
         <w:t>Деятельность государства и др.</w:t>
+      </w:r>
+    </w:p>
+    <w:p>
+      <w:pPr>
+        <w:ind w:firstLine="708"/>
+        <w:jc w:val="both"/>
+        <w:rPr>
+          <w:rFonts w:ascii="Times New Roman" w:hAnsi="Times New Roman" w:cs="Times New Roman"/>
+          <w:bCs/>
+          <w:sz w:val="28"/>
+          <w:szCs w:val="28"/>
+        </w:rPr>
+      </w:pPr>
+      <w:r>
+        <w:rPr>
+          <w:rFonts w:ascii="Times New Roman" w:hAnsi="Times New Roman" w:cs="Times New Roman"/>
+          <w:b/>
+          <w:sz w:val="28"/>
+          <w:szCs w:val="28"/>
+        </w:rPr>
+        <w:t>Фирм</w:t>
+      </w:r>
+      <w:r>
+        <w:rPr>
+          <w:rFonts w:ascii="Times New Roman" w:hAnsi="Times New Roman" w:cs="Times New Roman"/>
+          <w:b/>
+          <w:sz w:val="28"/>
+          <w:szCs w:val="28"/>
+        </w:rPr>
+        <w:t>а</w:t>
+      </w:r>
+      <w:r>
+        <w:rPr>
+          <w:rFonts w:ascii="Times New Roman" w:hAnsi="Times New Roman" w:cs="Times New Roman"/>
+          <w:bCs/>
+          <w:sz w:val="28"/>
+          <w:szCs w:val="28"/>
+        </w:rPr>
+        <w:t xml:space="preserve"> </w:t>
+      </w:r>
+      <w:r>
+        <w:rPr>
+          <w:rFonts w:ascii="Times New Roman" w:hAnsi="Times New Roman" w:cs="Times New Roman"/>
+          <w:bCs/>
+          <w:sz w:val="28"/>
+          <w:szCs w:val="28"/>
+        </w:rPr>
+        <w:t>–</w:t>
+      </w:r>
+      <w:r>
+        <w:rPr>
+          <w:rFonts w:ascii="Times New Roman" w:hAnsi="Times New Roman" w:cs="Times New Roman"/>
+          <w:bCs/>
+          <w:sz w:val="28"/>
+          <w:szCs w:val="28"/>
+        </w:rPr>
+        <w:t xml:space="preserve"> </w:t>
+      </w:r>
+      <w:r>
+        <w:rPr>
+          <w:rFonts w:ascii="Times New Roman" w:hAnsi="Times New Roman" w:cs="Times New Roman"/>
+          <w:bCs/>
+          <w:sz w:val="28"/>
+          <w:szCs w:val="28"/>
+        </w:rPr>
+        <w:t>юридически самостоятельная предпринимательская единица. Ею может быть как крупный концерн, так и небольшая компания.</w:t>
+      </w:r>
+    </w:p>
+    <w:p>
+      <w:pPr>
+        <w:ind w:firstLine="708"/>
+        <w:jc w:val="both"/>
+        <w:rPr>
+          <w:rFonts w:ascii="Times New Roman" w:hAnsi="Times New Roman" w:cs="Times New Roman"/>
+          <w:bCs/>
+          <w:sz w:val="28"/>
+          <w:szCs w:val="28"/>
+        </w:rPr>
+      </w:pPr>
+      <w:r>
+        <w:rPr>
+          <w:rFonts w:ascii="Times New Roman" w:hAnsi="Times New Roman" w:cs="Times New Roman"/>
+          <w:bCs/>
+          <w:sz w:val="28"/>
+          <w:szCs w:val="28"/>
+        </w:rPr>
+        <w:t>Современная фирма обычно включает несколько предприятий.</w:t>
+      </w:r>
+    </w:p>
+    <w:p>
+      <w:pPr>
+        <w:ind w:firstLine="708"/>
+        <w:jc w:val="both"/>
+        <w:rPr>
+          <w:rFonts w:ascii="Times New Roman" w:hAnsi="Times New Roman" w:cs="Times New Roman"/>
+          <w:bCs/>
+          <w:sz w:val="28"/>
+          <w:szCs w:val="28"/>
+        </w:rPr>
+      </w:pPr>
+      <w:r>
+        <w:rPr>
+          <w:rFonts w:ascii="Times New Roman" w:hAnsi="Times New Roman" w:cs="Times New Roman"/>
+          <w:bCs/>
+          <w:sz w:val="28"/>
+          <w:szCs w:val="28"/>
+        </w:rPr>
+        <w:t>Если фирма состоит из одного предприятия, то в фирма и предприятия – синонимы.</w:t>
+      </w:r>
+    </w:p>
+    <w:p>
+      <w:pPr>
+        <w:jc w:val="center"/>
+        <w:rPr>
+          <w:rFonts w:ascii="Times New Roman" w:hAnsi="Times New Roman" w:cs="Times New Roman"/>
+          <w:bCs/>
+          <w:sz w:val="28"/>
+          <w:szCs w:val="28"/>
+        </w:rPr>
+      </w:pPr>
+      <w:r>
+        <w:rPr>
+          <w:rFonts w:ascii="Times New Roman" w:hAnsi="Times New Roman" w:cs="Times New Roman"/>
+          <w:b/>
+          <w:sz w:val="28"/>
+          <w:szCs w:val="28"/>
+        </w:rPr>
+        <w:t>Классификация предприятий</w:t>
+      </w:r>
+    </w:p>
+    <w:p>
+      <w:pPr>
+        <w:jc w:val="both"/>
+        <w:rPr>
+          <w:rFonts w:ascii="Times New Roman" w:hAnsi="Times New Roman" w:cs="Times New Roman"/>
+          <w:bCs/>
+          <w:sz w:val="28"/>
+          <w:szCs w:val="28"/>
+        </w:rPr>
+      </w:pPr>
+      <w:r>
+        <w:rPr>
+          <w:rFonts w:ascii="Times New Roman" w:hAnsi="Times New Roman" w:cs="Times New Roman"/>
+          <w:b/>
+          <w:sz w:val="28"/>
+          <w:szCs w:val="28"/>
+        </w:rPr>
+        <w:t>По виду или назначению:</w:t>
+      </w:r>
+    </w:p>
+    <w:p>
+      <w:pPr>
+        <w:pStyle w:val="a7"/>
+        <w:numPr>
+          <w:ilvl w:val="0"/>
+          <w:numId w:val="11"/>
+        </w:numPr>
+        <w:jc w:val="both"/>
+        <w:rPr>
+          <w:rFonts w:ascii="Times New Roman" w:hAnsi="Times New Roman" w:cs="Times New Roman"/>
+          <w:bCs/>
+          <w:sz w:val="28"/>
+          <w:szCs w:val="28"/>
+        </w:rPr>
+      </w:pPr>
+      <w:r>
+        <w:rPr>
+          <w:rFonts w:ascii="Times New Roman" w:hAnsi="Times New Roman" w:cs="Times New Roman"/>
+          <w:bCs/>
+          <w:sz w:val="28"/>
+          <w:szCs w:val="28"/>
+        </w:rPr>
+        <w:t>Производственные</w:t>
+      </w:r>
+    </w:p>
+    <w:p>
+      <w:pPr>
+        <w:pStyle w:val="a7"/>
+        <w:numPr>
+          <w:ilvl w:val="0"/>
+          <w:numId w:val="11"/>
+        </w:numPr>
+        <w:jc w:val="both"/>
+        <w:rPr>
+          <w:rFonts w:ascii="Times New Roman" w:hAnsi="Times New Roman" w:cs="Times New Roman"/>
+          <w:bCs/>
+          <w:sz w:val="28"/>
+          <w:szCs w:val="28"/>
+        </w:rPr>
+      </w:pPr>
+      <w:r>
+        <w:rPr>
+          <w:rFonts w:ascii="Times New Roman" w:hAnsi="Times New Roman" w:cs="Times New Roman"/>
+          <w:bCs/>
+          <w:sz w:val="28"/>
+          <w:szCs w:val="28"/>
+        </w:rPr>
+        <w:lastRenderedPageBreak/>
+        <w:t>Коммерческие</w:t>
+      </w:r>
+    </w:p>
+    <w:p>
+      <w:pPr>
+        <w:pStyle w:val="a7"/>
+        <w:numPr>
+          <w:ilvl w:val="0"/>
+          <w:numId w:val="11"/>
+        </w:numPr>
+        <w:jc w:val="both"/>
+        <w:rPr>
+          <w:rFonts w:ascii="Times New Roman" w:hAnsi="Times New Roman" w:cs="Times New Roman"/>
+          <w:bCs/>
+          <w:sz w:val="28"/>
+          <w:szCs w:val="28"/>
+        </w:rPr>
+      </w:pPr>
+      <w:r>
+        <w:rPr>
+          <w:rFonts w:ascii="Times New Roman" w:hAnsi="Times New Roman" w:cs="Times New Roman"/>
+          <w:bCs/>
+          <w:sz w:val="28"/>
+          <w:szCs w:val="28"/>
+        </w:rPr>
+        <w:t>Финансовые</w:t>
+      </w:r>
+    </w:p>
+    <w:p>
+      <w:pPr>
+        <w:ind w:firstLine="708"/>
+        <w:jc w:val="both"/>
+        <w:rPr>
+          <w:rFonts w:ascii="Times New Roman" w:hAnsi="Times New Roman" w:cs="Times New Roman"/>
+          <w:bCs/>
+          <w:sz w:val="28"/>
+          <w:szCs w:val="28"/>
+        </w:rPr>
+      </w:pPr>
+      <w:r>
+        <w:rPr>
+          <w:rFonts w:ascii="Times New Roman" w:hAnsi="Times New Roman" w:cs="Times New Roman"/>
+          <w:b/>
+          <w:sz w:val="28"/>
+          <w:szCs w:val="28"/>
+        </w:rPr>
+        <w:t>По формам собственности</w:t>
+      </w:r>
+      <w:r>
+        <w:rPr>
+          <w:rFonts w:ascii="Times New Roman" w:hAnsi="Times New Roman" w:cs="Times New Roman"/>
+          <w:bCs/>
+          <w:sz w:val="28"/>
+          <w:szCs w:val="28"/>
+        </w:rPr>
+        <w:t xml:space="preserve"> – имущество предприятия может быть частным, государственным, муниципальным</w:t>
+      </w:r>
+      <w:r>
+        <w:rPr>
+          <w:rFonts w:ascii="Times New Roman" w:hAnsi="Times New Roman" w:cs="Times New Roman"/>
+          <w:bCs/>
+          <w:sz w:val="28"/>
+          <w:szCs w:val="28"/>
+        </w:rPr>
+        <w:t>.</w:t>
       </w:r>
     </w:p>
     <w:sectPr>
@@ -2076,6 +2339,119 @@
     </w:lvl>
   </w:abstractNum>
   <w:abstractNum w:abstractNumId="8" w15:restartNumberingAfterBreak="0">
+    <w:nsid w:val="5F921D30"/>
+    <w:multiLevelType w:val="hybridMultilevel"/>
+    <w:tmpl w:val="DBF26666"/>
+    <w:lvl w:ilvl="0" w:tplc="04190001">
+      <w:start w:val="1"/>
+      <w:numFmt w:val="bullet"/>
+      <w:lvlText w:val=""/>
+      <w:lvlJc w:val="left"/>
+      <w:pPr>
+        <w:ind w:left="720" w:hanging="360"/>
+      </w:pPr>
+      <w:rPr>
+        <w:rFonts w:ascii="Symbol" w:hAnsi="Symbol" w:hint="default"/>
+      </w:rPr>
+    </w:lvl>
+    <w:lvl w:ilvl="1" w:tplc="04190003" w:tentative="1">
+      <w:start w:val="1"/>
+      <w:numFmt w:val="bullet"/>
+      <w:lvlText w:val="o"/>
+      <w:lvlJc w:val="left"/>
+      <w:pPr>
+        <w:ind w:left="1440" w:hanging="360"/>
+      </w:pPr>
+      <w:rPr>
+        <w:rFonts w:ascii="Courier New" w:hAnsi="Courier New" w:cs="Courier New" w:hint="default"/>
+      </w:rPr>
+    </w:lvl>
+    <w:lvl w:ilvl="2" w:tplc="04190005" w:tentative="1">
+      <w:start w:val="1"/>
+      <w:numFmt w:val="bullet"/>
+      <w:lvlText w:val=""/>
+      <w:lvlJc w:val="left"/>
+      <w:pPr>
+        <w:ind w:left="2160" w:hanging="360"/>
+      </w:pPr>
+      <w:rPr>
+        <w:rFonts w:ascii="Wingdings" w:hAnsi="Wingdings" w:hint="default"/>
+      </w:rPr>
+    </w:lvl>
+    <w:lvl w:ilvl="3" w:tplc="04190001" w:tentative="1">
+      <w:start w:val="1"/>
+      <w:numFmt w:val="bullet"/>
+      <w:lvlText w:val=""/>
+      <w:lvlJc w:val="left"/>
+      <w:pPr>
+        <w:ind w:left="2880" w:hanging="360"/>
+      </w:pPr>
+      <w:rPr>
+        <w:rFonts w:ascii="Symbol" w:hAnsi="Symbol" w:hint="default"/>
+      </w:rPr>
+    </w:lvl>
+    <w:lvl w:ilvl="4" w:tplc="04190003" w:tentative="1">
+      <w:start w:val="1"/>
+      <w:numFmt w:val="bullet"/>
+      <w:lvlText w:val="o"/>
+      <w:lvlJc w:val="left"/>
+      <w:pPr>
+        <w:ind w:left="3600" w:hanging="360"/>
+      </w:pPr>
+      <w:rPr>
+        <w:rFonts w:ascii="Courier New" w:hAnsi="Courier New" w:cs="Courier New" w:hint="default"/>
+      </w:rPr>
+    </w:lvl>
+    <w:lvl w:ilvl="5" w:tplc="04190005" w:tentative="1">
+      <w:start w:val="1"/>
+      <w:numFmt w:val="bullet"/>
+      <w:lvlText w:val=""/>
+      <w:lvlJc w:val="left"/>
+      <w:pPr>
+        <w:ind w:left="4320" w:hanging="360"/>
+      </w:pPr>
+      <w:rPr>
+        <w:rFonts w:ascii="Wingdings" w:hAnsi="Wingdings" w:hint="default"/>
+      </w:rPr>
+    </w:lvl>
+    <w:lvl w:ilvl="6" w:tplc="04190001" w:tentative="1">
+      <w:start w:val="1"/>
+      <w:numFmt w:val="bullet"/>
+      <w:lvlText w:val=""/>
+      <w:lvlJc w:val="left"/>
+      <w:pPr>
+        <w:ind w:left="5040" w:hanging="360"/>
+      </w:pPr>
+      <w:rPr>
+        <w:rFonts w:ascii="Symbol" w:hAnsi="Symbol" w:hint="default"/>
+      </w:rPr>
+    </w:lvl>
+    <w:lvl w:ilvl="7" w:tplc="04190003" w:tentative="1">
+      <w:start w:val="1"/>
+      <w:numFmt w:val="bullet"/>
+      <w:lvlText w:val="o"/>
+      <w:lvlJc w:val="left"/>
+      <w:pPr>
+        <w:ind w:left="5760" w:hanging="360"/>
+      </w:pPr>
+      <w:rPr>
+        <w:rFonts w:ascii="Courier New" w:hAnsi="Courier New" w:cs="Courier New" w:hint="default"/>
+      </w:rPr>
+    </w:lvl>
+    <w:lvl w:ilvl="8" w:tplc="04190005" w:tentative="1">
+      <w:start w:val="1"/>
+      <w:numFmt w:val="bullet"/>
+      <w:lvlText w:val=""/>
+      <w:lvlJc w:val="left"/>
+      <w:pPr>
+        <w:ind w:left="6480" w:hanging="360"/>
+      </w:pPr>
+      <w:rPr>
+        <w:rFonts w:ascii="Wingdings" w:hAnsi="Wingdings" w:hint="default"/>
+      </w:rPr>
+    </w:lvl>
+  </w:abstractNum>
+  <w:abstractNum w:abstractNumId="9" w15:restartNumberingAfterBreak="0">
     <w:nsid w:val="6AF75E89"/>
     <w:multiLevelType w:val="hybridMultilevel"/>
     <w:tmpl w:val="E2346AD6"/>
@@ -2188,10 +2564,123 @@
       </w:rPr>
     </w:lvl>
   </w:abstractNum>
-  <w:abstractNum w:abstractNumId="9" w15:restartNumberingAfterBreak="0">
+  <w:abstractNum w:abstractNumId="10" w15:restartNumberingAfterBreak="0">
     <w:nsid w:val="77705F6F"/>
     <w:multiLevelType w:val="hybridMultilevel"/>
     <w:tmpl w:val="BDD671AA"/>
+    <w:lvl w:ilvl="0" w:tplc="04190001">
+      <w:start w:val="1"/>
+      <w:numFmt w:val="bullet"/>
+      <w:lvlText w:val=""/>
+      <w:lvlJc w:val="left"/>
+      <w:pPr>
+        <w:ind w:left="720" w:hanging="360"/>
+      </w:pPr>
+      <w:rPr>
+        <w:rFonts w:ascii="Symbol" w:hAnsi="Symbol" w:hint="default"/>
+      </w:rPr>
+    </w:lvl>
+    <w:lvl w:ilvl="1" w:tplc="04190003" w:tentative="1">
+      <w:start w:val="1"/>
+      <w:numFmt w:val="bullet"/>
+      <w:lvlText w:val="o"/>
+      <w:lvlJc w:val="left"/>
+      <w:pPr>
+        <w:ind w:left="1440" w:hanging="360"/>
+      </w:pPr>
+      <w:rPr>
+        <w:rFonts w:ascii="Courier New" w:hAnsi="Courier New" w:cs="Courier New" w:hint="default"/>
+      </w:rPr>
+    </w:lvl>
+    <w:lvl w:ilvl="2" w:tplc="04190005" w:tentative="1">
+      <w:start w:val="1"/>
+      <w:numFmt w:val="bullet"/>
+      <w:lvlText w:val=""/>
+      <w:lvlJc w:val="left"/>
+      <w:pPr>
+        <w:ind w:left="2160" w:hanging="360"/>
+      </w:pPr>
+      <w:rPr>
+        <w:rFonts w:ascii="Wingdings" w:hAnsi="Wingdings" w:hint="default"/>
+      </w:rPr>
+    </w:lvl>
+    <w:lvl w:ilvl="3" w:tplc="04190001" w:tentative="1">
+      <w:start w:val="1"/>
+      <w:numFmt w:val="bullet"/>
+      <w:lvlText w:val=""/>
+      <w:lvlJc w:val="left"/>
+      <w:pPr>
+        <w:ind w:left="2880" w:hanging="360"/>
+      </w:pPr>
+      <w:rPr>
+        <w:rFonts w:ascii="Symbol" w:hAnsi="Symbol" w:hint="default"/>
+      </w:rPr>
+    </w:lvl>
+    <w:lvl w:ilvl="4" w:tplc="04190003" w:tentative="1">
+      <w:start w:val="1"/>
+      <w:numFmt w:val="bullet"/>
+      <w:lvlText w:val="o"/>
+      <w:lvlJc w:val="left"/>
+      <w:pPr>
+        <w:ind w:left="3600" w:hanging="360"/>
+      </w:pPr>
+      <w:rPr>
+        <w:rFonts w:ascii="Courier New" w:hAnsi="Courier New" w:cs="Courier New" w:hint="default"/>
+      </w:rPr>
+    </w:lvl>
+    <w:lvl w:ilvl="5" w:tplc="04190005" w:tentative="1">
+      <w:start w:val="1"/>
+      <w:numFmt w:val="bullet"/>
+      <w:lvlText w:val=""/>
+      <w:lvlJc w:val="left"/>
+      <w:pPr>
+        <w:ind w:left="4320" w:hanging="360"/>
+      </w:pPr>
+      <w:rPr>
+        <w:rFonts w:ascii="Wingdings" w:hAnsi="Wingdings" w:hint="default"/>
+      </w:rPr>
+    </w:lvl>
+    <w:lvl w:ilvl="6" w:tplc="04190001" w:tentative="1">
+      <w:start w:val="1"/>
+      <w:numFmt w:val="bullet"/>
+      <w:lvlText w:val=""/>
+      <w:lvlJc w:val="left"/>
+      <w:pPr>
+        <w:ind w:left="5040" w:hanging="360"/>
+      </w:pPr>
+      <w:rPr>
+        <w:rFonts w:ascii="Symbol" w:hAnsi="Symbol" w:hint="default"/>
+      </w:rPr>
+    </w:lvl>
+    <w:lvl w:ilvl="7" w:tplc="04190003" w:tentative="1">
+      <w:start w:val="1"/>
+      <w:numFmt w:val="bullet"/>
+      <w:lvlText w:val="o"/>
+      <w:lvlJc w:val="left"/>
+      <w:pPr>
+        <w:ind w:left="5760" w:hanging="360"/>
+      </w:pPr>
+      <w:rPr>
+        <w:rFonts w:ascii="Courier New" w:hAnsi="Courier New" w:cs="Courier New" w:hint="default"/>
+      </w:rPr>
+    </w:lvl>
+    <w:lvl w:ilvl="8" w:tplc="04190005" w:tentative="1">
+      <w:start w:val="1"/>
+      <w:numFmt w:val="bullet"/>
+      <w:lvlText w:val=""/>
+      <w:lvlJc w:val="left"/>
+      <w:pPr>
+        <w:ind w:left="6480" w:hanging="360"/>
+      </w:pPr>
+      <w:rPr>
+        <w:rFonts w:ascii="Wingdings" w:hAnsi="Wingdings" w:hint="default"/>
+      </w:rPr>
+    </w:lvl>
+  </w:abstractNum>
+  <w:abstractNum w:abstractNumId="11" w15:restartNumberingAfterBreak="0">
+    <w:nsid w:val="7F622B17"/>
+    <w:multiLevelType w:val="hybridMultilevel"/>
+    <w:tmpl w:val="B6D6E5DE"/>
     <w:lvl w:ilvl="0" w:tplc="04190001">
       <w:start w:val="1"/>
       <w:numFmt w:val="bullet"/>
@@ -2311,7 +2800,7 @@
     <w:abstractNumId w:val="5"/>
   </w:num>
   <w:num w:numId="4" w16cid:durableId="290139441">
-    <w:abstractNumId w:val="9"/>
+    <w:abstractNumId w:val="10"/>
   </w:num>
   <w:num w:numId="5" w16cid:durableId="269632834">
     <w:abstractNumId w:val="4"/>
@@ -2329,7 +2818,13 @@
     <w:abstractNumId w:val="1"/>
   </w:num>
   <w:num w:numId="10" w16cid:durableId="145364812">
+    <w:abstractNumId w:val="9"/>
+  </w:num>
+  <w:num w:numId="11" w16cid:durableId="843857372">
     <w:abstractNumId w:val="8"/>
+  </w:num>
+  <w:num w:numId="12" w16cid:durableId="1085805605">
+    <w:abstractNumId w:val="11"/>
   </w:num>
 </w:numbering>
 </file>
